--- a/Agile-Scrum_PhanDinhNghi_De03.docx
+++ b/Agile-Scrum_PhanDinhNghi_De03.docx
@@ -498,73 +498,7 @@
           <w:sz w:val="24"/>
           <w:szCs w:val="24"/>
         </w:rPr>
-        <w:t xml:space="preserve">Điền câu trả lời vào các ô trống. Không </w:t>
-      </w:r>
-      <w:proofErr w:type="spellStart"/>
-      <w:r>
-        <w:rPr>
-          <w:rFonts w:ascii="Times New Roman" w:eastAsia="Times New Roman" w:hAnsi="Times New Roman" w:cs="Times New Roman"/>
-          <w:i/>
-          <w:iCs/>
-          <w:sz w:val="24"/>
-          <w:szCs w:val="24"/>
-        </w:rPr>
-        <w:t>xoá</w:t>
-      </w:r>
-      <w:proofErr w:type="spellEnd"/>
-      <w:r>
-        <w:rPr>
-          <w:rFonts w:ascii="Times New Roman" w:eastAsia="Times New Roman" w:hAnsi="Times New Roman" w:cs="Times New Roman"/>
-          <w:i/>
-          <w:iCs/>
-          <w:sz w:val="24"/>
-          <w:szCs w:val="24"/>
-        </w:rPr>
-        <w:t xml:space="preserve"> hoặc đổi thứ tự các bảng. Lưu tệp theo cú pháp </w:t>
-      </w:r>
-      <w:proofErr w:type="spellStart"/>
-      <w:r>
-        <w:rPr>
-          <w:rFonts w:ascii="Times New Roman" w:eastAsia="Times New Roman" w:hAnsi="Times New Roman" w:cs="Times New Roman"/>
-          <w:i/>
-          <w:iCs/>
-          <w:sz w:val="24"/>
-          <w:szCs w:val="24"/>
-        </w:rPr>
-        <w:t>Agile-Scrum</w:t>
-      </w:r>
-      <w:proofErr w:type="spellEnd"/>
-      <w:r>
-        <w:rPr>
-          <w:rFonts w:ascii="Times New Roman" w:eastAsia="Times New Roman" w:hAnsi="Times New Roman" w:cs="Times New Roman"/>
-          <w:i/>
-          <w:iCs/>
-          <w:sz w:val="24"/>
-          <w:szCs w:val="24"/>
-        </w:rPr>
-        <w:t>_[</w:t>
-      </w:r>
-      <w:proofErr w:type="spellStart"/>
-      <w:r>
-        <w:rPr>
-          <w:rFonts w:ascii="Times New Roman" w:eastAsia="Times New Roman" w:hAnsi="Times New Roman" w:cs="Times New Roman"/>
-          <w:i/>
-          <w:iCs/>
-          <w:sz w:val="24"/>
-          <w:szCs w:val="24"/>
-        </w:rPr>
-        <w:t>HoTenKhongDau</w:t>
-      </w:r>
-      <w:proofErr w:type="spellEnd"/>
-      <w:r>
-        <w:rPr>
-          <w:rFonts w:ascii="Times New Roman" w:eastAsia="Times New Roman" w:hAnsi="Times New Roman" w:cs="Times New Roman"/>
-          <w:i/>
-          <w:iCs/>
-          <w:sz w:val="24"/>
-          <w:szCs w:val="24"/>
-        </w:rPr>
-        <w:t>]_De01.docx.</w:t>
+        <w:t>Điền câu trả lời vào các ô trống. Không xoá hoặc đổi thứ tự các bảng. Lưu tệp theo cú pháp Agile-Scrum_[HoTenKhongDau]_De01.docx.</w:t>
       </w:r>
     </w:p>
     <w:p>
@@ -594,42 +528,8 @@
           <w:sz w:val="26"/>
           <w:szCs w:val="26"/>
         </w:rPr>
-        <w:t xml:space="preserve">3.1. Xây dựng </w:t>
+        <w:t>3.1. Xây dựng Product Backlog</w:t>
       </w:r>
-      <w:proofErr w:type="spellStart"/>
-      <w:r>
-        <w:rPr>
-          <w:rFonts w:ascii="Times New Roman" w:eastAsia="Times New Roman" w:hAnsi="Times New Roman" w:cs="Times New Roman"/>
-          <w:b/>
-          <w:bCs/>
-          <w:sz w:val="26"/>
-          <w:szCs w:val="26"/>
-        </w:rPr>
-        <w:t>Product</w:t>
-      </w:r>
-      <w:proofErr w:type="spellEnd"/>
-      <w:r>
-        <w:rPr>
-          <w:rFonts w:ascii="Times New Roman" w:eastAsia="Times New Roman" w:hAnsi="Times New Roman" w:cs="Times New Roman"/>
-          <w:b/>
-          <w:bCs/>
-          <w:sz w:val="26"/>
-          <w:szCs w:val="26"/>
-        </w:rPr>
-        <w:t xml:space="preserve"> </w:t>
-      </w:r>
-      <w:proofErr w:type="spellStart"/>
-      <w:r>
-        <w:rPr>
-          <w:rFonts w:ascii="Times New Roman" w:eastAsia="Times New Roman" w:hAnsi="Times New Roman" w:cs="Times New Roman"/>
-          <w:b/>
-          <w:bCs/>
-          <w:sz w:val="26"/>
-          <w:szCs w:val="26"/>
-        </w:rPr>
-        <w:t>Backlog</w:t>
-      </w:r>
-      <w:proofErr w:type="spellEnd"/>
     </w:p>
     <w:tbl>
       <w:tblPr>
@@ -686,7 +586,6 @@
                 <w:szCs w:val="24"/>
               </w:rPr>
             </w:pPr>
-            <w:proofErr w:type="spellStart"/>
             <w:r>
               <w:rPr>
                 <w:rFonts w:ascii="Times New Roman" w:eastAsia="Times New Roman" w:hAnsi="Times New Roman" w:cs="Times New Roman"/>
@@ -697,7 +596,6 @@
               </w:rPr>
               <w:t>Epic</w:t>
             </w:r>
-            <w:proofErr w:type="spellEnd"/>
           </w:p>
         </w:tc>
         <w:tc>
@@ -729,7 +627,6 @@
                 <w:szCs w:val="24"/>
               </w:rPr>
             </w:pPr>
-            <w:proofErr w:type="spellStart"/>
             <w:r>
               <w:rPr>
                 <w:rFonts w:ascii="Times New Roman" w:eastAsia="Times New Roman" w:hAnsi="Times New Roman" w:cs="Times New Roman"/>
@@ -740,7 +637,6 @@
               </w:rPr>
               <w:t>Feature</w:t>
             </w:r>
-            <w:proofErr w:type="spellEnd"/>
           </w:p>
         </w:tc>
         <w:tc>
@@ -813,49 +709,15 @@
                 <w:szCs w:val="24"/>
               </w:rPr>
             </w:pPr>
-            <w:proofErr w:type="spellStart"/>
-            <w:r>
-              <w:rPr>
-                <w:rFonts w:ascii="Times New Roman" w:eastAsia="Times New Roman" w:hAnsi="Times New Roman" w:cs="Times New Roman"/>
-                <w:b/>
-                <w:bCs/>
-                <w:sz w:val="24"/>
-                <w:szCs w:val="24"/>
-              </w:rPr>
-              <w:t>User</w:t>
-            </w:r>
-            <w:proofErr w:type="spellEnd"/>
-            <w:r>
-              <w:rPr>
-                <w:rFonts w:ascii="Times New Roman" w:eastAsia="Times New Roman" w:hAnsi="Times New Roman" w:cs="Times New Roman"/>
-                <w:b/>
-                <w:bCs/>
-                <w:sz w:val="24"/>
-                <w:szCs w:val="24"/>
-              </w:rPr>
-              <w:t xml:space="preserve"> </w:t>
-            </w:r>
-            <w:proofErr w:type="spellStart"/>
-            <w:r>
-              <w:rPr>
-                <w:rFonts w:ascii="Times New Roman" w:eastAsia="Times New Roman" w:hAnsi="Times New Roman" w:cs="Times New Roman"/>
-                <w:b/>
-                <w:bCs/>
-                <w:sz w:val="24"/>
-                <w:szCs w:val="24"/>
-              </w:rPr>
-              <w:t>Story</w:t>
-            </w:r>
-            <w:proofErr w:type="spellEnd"/>
-            <w:r>
-              <w:rPr>
-                <w:rFonts w:ascii="Times New Roman" w:eastAsia="Times New Roman" w:hAnsi="Times New Roman" w:cs="Times New Roman"/>
-                <w:b/>
-                <w:bCs/>
-                <w:sz w:val="24"/>
-                <w:szCs w:val="24"/>
-              </w:rPr>
-              <w:t xml:space="preserve"> (Là…, tôi muốn…, để…)</w:t>
+            <w:r>
+              <w:rPr>
+                <w:rFonts w:ascii="Times New Roman" w:eastAsia="Times New Roman" w:hAnsi="Times New Roman" w:cs="Times New Roman"/>
+                <w:b/>
+                <w:bCs/>
+                <w:sz w:val="24"/>
+                <w:szCs w:val="24"/>
+              </w:rPr>
+              <w:t>User Story (Là…, tôi muốn…, để…)</w:t>
             </w:r>
           </w:p>
         </w:tc>
@@ -1348,7 +1210,6 @@
                 <w:szCs w:val="24"/>
               </w:rPr>
             </w:pPr>
-            <w:proofErr w:type="spellStart"/>
             <w:r>
               <w:rPr>
                 <w:rFonts w:ascii="Times New Roman" w:eastAsia="Times New Roman" w:hAnsi="Times New Roman" w:cs="Times New Roman"/>
@@ -1357,7 +1218,6 @@
               </w:rPr>
               <w:t>Independent</w:t>
             </w:r>
-            <w:proofErr w:type="spellEnd"/>
           </w:p>
         </w:tc>
         <w:tc>
@@ -1386,41 +1246,13 @@
                 <w:szCs w:val="24"/>
               </w:rPr>
             </w:pPr>
-            <w:proofErr w:type="spellStart"/>
-            <w:r>
-              <w:rPr>
-                <w:rFonts w:ascii="Times New Roman" w:eastAsia="Times New Roman" w:hAnsi="Times New Roman" w:cs="Times New Roman"/>
-                <w:sz w:val="24"/>
-                <w:szCs w:val="24"/>
-              </w:rPr>
-              <w:t>User</w:t>
-            </w:r>
-            <w:proofErr w:type="spellEnd"/>
-            <w:r>
-              <w:rPr>
-                <w:rFonts w:ascii="Times New Roman" w:eastAsia="Times New Roman" w:hAnsi="Times New Roman" w:cs="Times New Roman"/>
-                <w:sz w:val="24"/>
-                <w:szCs w:val="24"/>
-              </w:rPr>
-              <w:t xml:space="preserve"> </w:t>
-            </w:r>
-            <w:proofErr w:type="spellStart"/>
-            <w:r>
-              <w:rPr>
-                <w:rFonts w:ascii="Times New Roman" w:eastAsia="Times New Roman" w:hAnsi="Times New Roman" w:cs="Times New Roman"/>
-                <w:sz w:val="24"/>
-                <w:szCs w:val="24"/>
-              </w:rPr>
-              <w:t>Story</w:t>
-            </w:r>
-            <w:proofErr w:type="spellEnd"/>
-            <w:r>
-              <w:rPr>
-                <w:rFonts w:ascii="Times New Roman" w:eastAsia="Times New Roman" w:hAnsi="Times New Roman" w:cs="Times New Roman"/>
-                <w:sz w:val="24"/>
-                <w:szCs w:val="24"/>
-              </w:rPr>
-              <w:t xml:space="preserve"> này gộp quá nhiều tính năng rời rạc vào làm một(phân công chuyến đi, theo dõi </w:t>
+            <w:r>
+              <w:rPr>
+                <w:rFonts w:ascii="Times New Roman" w:eastAsia="Times New Roman" w:hAnsi="Times New Roman" w:cs="Times New Roman"/>
+                <w:sz w:val="24"/>
+                <w:szCs w:val="24"/>
+              </w:rPr>
+              <w:t xml:space="preserve">User Story này gộp quá nhiều tính năng rời rạc vào làm một(phân công chuyến đi, theo dõi </w:t>
             </w:r>
             <w:r>
               <w:rPr>
@@ -1463,34 +1295,14 @@
                 <w:szCs w:val="24"/>
               </w:rPr>
             </w:pPr>
-            <w:proofErr w:type="spellStart"/>
-            <w:r>
-              <w:rPr>
-                <w:rFonts w:ascii="Times New Roman" w:eastAsia="Times New Roman" w:hAnsi="Times New Roman" w:cs="Times New Roman"/>
-                <w:sz w:val="24"/>
-                <w:szCs w:val="24"/>
-              </w:rPr>
-              <w:t>Small</w:t>
-            </w:r>
-            <w:proofErr w:type="spellEnd"/>
-            <w:r>
-              <w:rPr>
-                <w:rFonts w:ascii="Times New Roman" w:eastAsia="Times New Roman" w:hAnsi="Times New Roman" w:cs="Times New Roman"/>
-                <w:sz w:val="24"/>
-                <w:szCs w:val="24"/>
-              </w:rPr>
-              <w:t xml:space="preserve">/ </w:t>
-            </w:r>
-            <w:proofErr w:type="spellStart"/>
-            <w:r>
-              <w:rPr>
-                <w:rFonts w:ascii="Times New Roman" w:eastAsia="Times New Roman" w:hAnsi="Times New Roman" w:cs="Times New Roman"/>
-                <w:sz w:val="24"/>
-                <w:szCs w:val="24"/>
-              </w:rPr>
-              <w:t>Negotiable</w:t>
-            </w:r>
-            <w:proofErr w:type="spellEnd"/>
+            <w:r>
+              <w:rPr>
+                <w:rFonts w:ascii="Times New Roman" w:eastAsia="Times New Roman" w:hAnsi="Times New Roman" w:cs="Times New Roman"/>
+                <w:sz w:val="24"/>
+                <w:szCs w:val="24"/>
+              </w:rPr>
+              <w:t>Small/ Negotiable</w:t>
+            </w:r>
           </w:p>
         </w:tc>
         <w:tc>
@@ -1519,59 +1331,13 @@
                 <w:szCs w:val="24"/>
               </w:rPr>
             </w:pPr>
-            <w:proofErr w:type="spellStart"/>
-            <w:r>
-              <w:rPr>
-                <w:rFonts w:ascii="Times New Roman" w:eastAsia="Times New Roman" w:hAnsi="Times New Roman" w:cs="Times New Roman"/>
-                <w:sz w:val="24"/>
-                <w:szCs w:val="24"/>
-              </w:rPr>
-              <w:t>Story</w:t>
-            </w:r>
-            <w:proofErr w:type="spellEnd"/>
-            <w:r>
-              <w:rPr>
-                <w:rFonts w:ascii="Times New Roman" w:eastAsia="Times New Roman" w:hAnsi="Times New Roman" w:cs="Times New Roman"/>
-                <w:sz w:val="24"/>
-                <w:szCs w:val="24"/>
-              </w:rPr>
-              <w:t xml:space="preserve"> quá lớn(ví như 1 </w:t>
-            </w:r>
-            <w:proofErr w:type="spellStart"/>
-            <w:r>
-              <w:rPr>
-                <w:rFonts w:ascii="Times New Roman" w:eastAsia="Times New Roman" w:hAnsi="Times New Roman" w:cs="Times New Roman"/>
-                <w:sz w:val="24"/>
-                <w:szCs w:val="24"/>
-              </w:rPr>
-              <w:t>Epic</w:t>
-            </w:r>
-            <w:proofErr w:type="spellEnd"/>
-            <w:r>
-              <w:rPr>
-                <w:rFonts w:ascii="Times New Roman" w:eastAsia="Times New Roman" w:hAnsi="Times New Roman" w:cs="Times New Roman"/>
-                <w:sz w:val="24"/>
-                <w:szCs w:val="24"/>
-              </w:rPr>
-              <w:t xml:space="preserve"> nhỏ)chứa nhiều chức năng phức tập không thể hoàn thành gọn gàng trong 1 </w:t>
-            </w:r>
-            <w:proofErr w:type="spellStart"/>
-            <w:r>
-              <w:rPr>
-                <w:rFonts w:ascii="Times New Roman" w:eastAsia="Times New Roman" w:hAnsi="Times New Roman" w:cs="Times New Roman"/>
-                <w:sz w:val="24"/>
-                <w:szCs w:val="24"/>
-              </w:rPr>
-              <w:t>Sprint</w:t>
-            </w:r>
-            <w:proofErr w:type="spellEnd"/>
-            <w:r>
-              <w:rPr>
-                <w:rFonts w:ascii="Times New Roman" w:eastAsia="Times New Roman" w:hAnsi="Times New Roman" w:cs="Times New Roman"/>
-                <w:sz w:val="24"/>
-                <w:szCs w:val="24"/>
-              </w:rPr>
-              <w:t xml:space="preserve"> ngắn hạn.</w:t>
+            <w:r>
+              <w:rPr>
+                <w:rFonts w:ascii="Times New Roman" w:eastAsia="Times New Roman" w:hAnsi="Times New Roman" w:cs="Times New Roman"/>
+                <w:sz w:val="24"/>
+                <w:szCs w:val="24"/>
+              </w:rPr>
+              <w:t>Story quá lớn(ví như 1 Epic nhỏ)chứa nhiều chức năng phức tập không thể hoàn thành gọn gàng trong 1 Sprint ngắn hạn.</w:t>
             </w:r>
           </w:p>
         </w:tc>
@@ -1687,49 +1453,15 @@
                 <w:szCs w:val="24"/>
               </w:rPr>
             </w:pPr>
-            <w:proofErr w:type="spellStart"/>
-            <w:r>
-              <w:rPr>
-                <w:rFonts w:ascii="Times New Roman" w:eastAsia="Times New Roman" w:hAnsi="Times New Roman" w:cs="Times New Roman"/>
-                <w:b/>
-                <w:bCs/>
-                <w:sz w:val="24"/>
-                <w:szCs w:val="24"/>
-              </w:rPr>
-              <w:t>User</w:t>
-            </w:r>
-            <w:proofErr w:type="spellEnd"/>
-            <w:r>
-              <w:rPr>
-                <w:rFonts w:ascii="Times New Roman" w:eastAsia="Times New Roman" w:hAnsi="Times New Roman" w:cs="Times New Roman"/>
-                <w:b/>
-                <w:bCs/>
-                <w:sz w:val="24"/>
-                <w:szCs w:val="24"/>
-              </w:rPr>
-              <w:t xml:space="preserve"> </w:t>
-            </w:r>
-            <w:proofErr w:type="spellStart"/>
-            <w:r>
-              <w:rPr>
-                <w:rFonts w:ascii="Times New Roman" w:eastAsia="Times New Roman" w:hAnsi="Times New Roman" w:cs="Times New Roman"/>
-                <w:b/>
-                <w:bCs/>
-                <w:sz w:val="24"/>
-                <w:szCs w:val="24"/>
-              </w:rPr>
-              <w:t>Story</w:t>
-            </w:r>
-            <w:proofErr w:type="spellEnd"/>
-            <w:r>
-              <w:rPr>
-                <w:rFonts w:ascii="Times New Roman" w:eastAsia="Times New Roman" w:hAnsi="Times New Roman" w:cs="Times New Roman"/>
-                <w:b/>
-                <w:bCs/>
-                <w:sz w:val="24"/>
-                <w:szCs w:val="24"/>
-              </w:rPr>
-              <w:t xml:space="preserve"> viết lại</w:t>
+            <w:r>
+              <w:rPr>
+                <w:rFonts w:ascii="Times New Roman" w:eastAsia="Times New Roman" w:hAnsi="Times New Roman" w:cs="Times New Roman"/>
+                <w:b/>
+                <w:bCs/>
+                <w:sz w:val="24"/>
+                <w:szCs w:val="24"/>
+              </w:rPr>
+              <w:t>User Story viết lại</w:t>
             </w:r>
           </w:p>
         </w:tc>
@@ -1931,20 +1663,8 @@
           <w:szCs w:val="26"/>
         </w:rPr>
         <w:lastRenderedPageBreak/>
-        <w:t xml:space="preserve">3.3. Ưu tiên theo </w:t>
+        <w:t>3.3. Ưu tiên theo MoSCoW</w:t>
       </w:r>
-      <w:proofErr w:type="spellStart"/>
-      <w:r>
-        <w:rPr>
-          <w:rFonts w:ascii="Times New Roman" w:eastAsia="Times New Roman" w:hAnsi="Times New Roman" w:cs="Times New Roman"/>
-          <w:b/>
-          <w:bCs/>
-          <w:sz w:val="26"/>
-          <w:szCs w:val="26"/>
-        </w:rPr>
-        <w:t>MoSCoW</w:t>
-      </w:r>
-      <w:proofErr w:type="spellEnd"/>
     </w:p>
     <w:tbl>
       <w:tblPr>
@@ -2049,20 +1769,8 @@
                 <w:sz w:val="24"/>
                 <w:szCs w:val="24"/>
               </w:rPr>
-              <w:t xml:space="preserve">Nhóm </w:t>
-            </w:r>
-            <w:proofErr w:type="spellStart"/>
-            <w:r>
-              <w:rPr>
-                <w:rFonts w:ascii="Times New Roman" w:eastAsia="Times New Roman" w:hAnsi="Times New Roman" w:cs="Times New Roman"/>
-                <w:b/>
-                <w:bCs/>
-                <w:sz w:val="24"/>
-                <w:szCs w:val="24"/>
-              </w:rPr>
-              <w:t>MoSCoW</w:t>
-            </w:r>
-            <w:proofErr w:type="spellEnd"/>
+              <w:t>Nhóm MoSCoW</w:t>
+            </w:r>
           </w:p>
         </w:tc>
         <w:tc>
@@ -2172,34 +1880,14 @@
                 <w:szCs w:val="24"/>
               </w:rPr>
             </w:pPr>
-            <w:proofErr w:type="spellStart"/>
-            <w:r>
-              <w:rPr>
-                <w:rFonts w:ascii="Times New Roman" w:eastAsia="Times New Roman" w:hAnsi="Times New Roman" w:cs="Times New Roman"/>
-                <w:sz w:val="24"/>
-                <w:szCs w:val="24"/>
-              </w:rPr>
-              <w:t>Must</w:t>
-            </w:r>
-            <w:proofErr w:type="spellEnd"/>
-            <w:r>
-              <w:rPr>
-                <w:rFonts w:ascii="Times New Roman" w:eastAsia="Times New Roman" w:hAnsi="Times New Roman" w:cs="Times New Roman"/>
-                <w:sz w:val="24"/>
-                <w:szCs w:val="24"/>
-              </w:rPr>
-              <w:t xml:space="preserve"> </w:t>
-            </w:r>
-            <w:proofErr w:type="spellStart"/>
-            <w:r>
-              <w:rPr>
-                <w:rFonts w:ascii="Times New Roman" w:eastAsia="Times New Roman" w:hAnsi="Times New Roman" w:cs="Times New Roman"/>
-                <w:sz w:val="24"/>
-                <w:szCs w:val="24"/>
-              </w:rPr>
-              <w:t>Have</w:t>
-            </w:r>
-            <w:proofErr w:type="spellEnd"/>
+            <w:r>
+              <w:rPr>
+                <w:rFonts w:ascii="Times New Roman" w:eastAsia="Times New Roman" w:hAnsi="Times New Roman" w:cs="Times New Roman"/>
+                <w:sz w:val="24"/>
+                <w:szCs w:val="24"/>
+              </w:rPr>
+              <w:t>Must Have</w:t>
+            </w:r>
           </w:p>
         </w:tc>
         <w:tc>
@@ -2304,34 +1992,14 @@
                 <w:szCs w:val="24"/>
               </w:rPr>
             </w:pPr>
-            <w:proofErr w:type="spellStart"/>
-            <w:r>
-              <w:rPr>
-                <w:rFonts w:ascii="Times New Roman" w:eastAsia="Times New Roman" w:hAnsi="Times New Roman" w:cs="Times New Roman"/>
-                <w:sz w:val="24"/>
-                <w:szCs w:val="24"/>
-              </w:rPr>
-              <w:t>Must</w:t>
-            </w:r>
-            <w:proofErr w:type="spellEnd"/>
-            <w:r>
-              <w:rPr>
-                <w:rFonts w:ascii="Times New Roman" w:eastAsia="Times New Roman" w:hAnsi="Times New Roman" w:cs="Times New Roman"/>
-                <w:sz w:val="24"/>
-                <w:szCs w:val="24"/>
-              </w:rPr>
-              <w:t xml:space="preserve"> </w:t>
-            </w:r>
-            <w:proofErr w:type="spellStart"/>
-            <w:r>
-              <w:rPr>
-                <w:rFonts w:ascii="Times New Roman" w:eastAsia="Times New Roman" w:hAnsi="Times New Roman" w:cs="Times New Roman"/>
-                <w:sz w:val="24"/>
-                <w:szCs w:val="24"/>
-              </w:rPr>
-              <w:t>Have</w:t>
-            </w:r>
-            <w:proofErr w:type="spellEnd"/>
+            <w:r>
+              <w:rPr>
+                <w:rFonts w:ascii="Times New Roman" w:eastAsia="Times New Roman" w:hAnsi="Times New Roman" w:cs="Times New Roman"/>
+                <w:sz w:val="24"/>
+                <w:szCs w:val="24"/>
+              </w:rPr>
+              <w:t>Must Have</w:t>
+            </w:r>
           </w:p>
         </w:tc>
         <w:tc>
@@ -2423,64 +2091,8 @@
           <w:sz w:val="26"/>
           <w:szCs w:val="26"/>
         </w:rPr>
-        <w:t xml:space="preserve">3.4. </w:t>
+        <w:t>3.4. Acceptance Criteria bằng Gherkin</w:t>
       </w:r>
-      <w:proofErr w:type="spellStart"/>
-      <w:r>
-        <w:rPr>
-          <w:rFonts w:ascii="Times New Roman" w:eastAsia="Times New Roman" w:hAnsi="Times New Roman" w:cs="Times New Roman"/>
-          <w:b/>
-          <w:bCs/>
-          <w:sz w:val="26"/>
-          <w:szCs w:val="26"/>
-        </w:rPr>
-        <w:t>Acceptance</w:t>
-      </w:r>
-      <w:proofErr w:type="spellEnd"/>
-      <w:r>
-        <w:rPr>
-          <w:rFonts w:ascii="Times New Roman" w:eastAsia="Times New Roman" w:hAnsi="Times New Roman" w:cs="Times New Roman"/>
-          <w:b/>
-          <w:bCs/>
-          <w:sz w:val="26"/>
-          <w:szCs w:val="26"/>
-        </w:rPr>
-        <w:t xml:space="preserve"> </w:t>
-      </w:r>
-      <w:proofErr w:type="spellStart"/>
-      <w:r>
-        <w:rPr>
-          <w:rFonts w:ascii="Times New Roman" w:eastAsia="Times New Roman" w:hAnsi="Times New Roman" w:cs="Times New Roman"/>
-          <w:b/>
-          <w:bCs/>
-          <w:sz w:val="26"/>
-          <w:szCs w:val="26"/>
-        </w:rPr>
-        <w:t>Criteria</w:t>
-      </w:r>
-      <w:proofErr w:type="spellEnd"/>
-      <w:r>
-        <w:rPr>
-          <w:rFonts w:ascii="Times New Roman" w:eastAsia="Times New Roman" w:hAnsi="Times New Roman" w:cs="Times New Roman"/>
-          <w:b/>
-          <w:bCs/>
-          <w:sz w:val="26"/>
-          <w:szCs w:val="26"/>
-        </w:rPr>
-        <w:t xml:space="preserve"> bằng </w:t>
-      </w:r>
-      <w:proofErr w:type="spellStart"/>
-      <w:r>
-        <w:rPr>
-          <w:rFonts w:ascii="Times New Roman" w:eastAsia="Times New Roman" w:hAnsi="Times New Roman" w:cs="Times New Roman"/>
-          <w:b/>
-          <w:bCs/>
-          <w:sz w:val="26"/>
-          <w:szCs w:val="26"/>
-        </w:rPr>
-        <w:t>Gherkin</w:t>
-      </w:r>
-      <w:proofErr w:type="spellEnd"/>
     </w:p>
     <w:tbl>
       <w:tblPr>
@@ -2578,7 +2190,6 @@
                 <w:szCs w:val="24"/>
               </w:rPr>
             </w:pPr>
-            <w:proofErr w:type="spellStart"/>
             <w:r>
               <w:rPr>
                 <w:rFonts w:ascii="Times New Roman" w:eastAsia="Times New Roman" w:hAnsi="Times New Roman" w:cs="Times New Roman"/>
@@ -2589,7 +2200,6 @@
               </w:rPr>
               <w:t>Given</w:t>
             </w:r>
-            <w:proofErr w:type="spellEnd"/>
           </w:p>
         </w:tc>
         <w:tc>
@@ -2621,7 +2231,6 @@
                 <w:szCs w:val="24"/>
               </w:rPr>
             </w:pPr>
-            <w:proofErr w:type="spellStart"/>
             <w:r>
               <w:rPr>
                 <w:rFonts w:ascii="Times New Roman" w:eastAsia="Times New Roman" w:hAnsi="Times New Roman" w:cs="Times New Roman"/>
@@ -2632,7 +2241,6 @@
               </w:rPr>
               <w:t>When</w:t>
             </w:r>
-            <w:proofErr w:type="spellEnd"/>
           </w:p>
         </w:tc>
         <w:tc>
@@ -3013,21 +2621,8 @@
                 <w:sz w:val="24"/>
                 <w:szCs w:val="24"/>
               </w:rPr>
-              <w:t xml:space="preserve">☐ (2b) Đã bị </w:t>
-            </w:r>
-            <w:proofErr w:type="spellStart"/>
-            <w:r>
-              <w:rPr>
-                <w:rFonts w:ascii="Times New Roman" w:eastAsia="Times New Roman" w:hAnsi="Times New Roman" w:cs="Times New Roman"/>
-                <w:b/>
-                <w:bCs/>
-                <w:color w:val="EE0000"/>
-                <w:sz w:val="24"/>
-                <w:szCs w:val="24"/>
-              </w:rPr>
-              <w:t>huỷ</w:t>
-            </w:r>
-            <w:proofErr w:type="spellEnd"/>
+              <w:t>☐ (2b) Đã bị huỷ</w:t>
+            </w:r>
           </w:p>
         </w:tc>
         <w:tc>
@@ -3062,51 +2657,15 @@
                 <w:sz w:val="24"/>
                 <w:szCs w:val="24"/>
               </w:rPr>
-              <w:t xml:space="preserve">Hệ thống hiển thị đầy đủ thông tin chi tiết của chuyến đưa đón phiếu CD-001 đã bị </w:t>
-            </w:r>
-            <w:proofErr w:type="spellStart"/>
-            <w:r>
-              <w:rPr>
-                <w:rFonts w:ascii="Times New Roman" w:eastAsia="Times New Roman" w:hAnsi="Times New Roman" w:cs="Times New Roman"/>
-                <w:sz w:val="24"/>
-                <w:szCs w:val="24"/>
-              </w:rPr>
-              <w:t>hũy</w:t>
-            </w:r>
-            <w:proofErr w:type="spellEnd"/>
-            <w:r>
-              <w:rPr>
-                <w:rFonts w:ascii="Times New Roman" w:eastAsia="Times New Roman" w:hAnsi="Times New Roman" w:cs="Times New Roman"/>
-                <w:sz w:val="24"/>
-                <w:szCs w:val="24"/>
-              </w:rPr>
-              <w:t>.</w:t>
-            </w:r>
-            <w:r>
-              <w:rPr>
-                <w:rFonts w:ascii="Times New Roman" w:eastAsia="Times New Roman" w:hAnsi="Times New Roman" w:cs="Times New Roman"/>
-                <w:sz w:val="24"/>
-                <w:szCs w:val="24"/>
-              </w:rPr>
-              <w:t xml:space="preserve"> Và cập nhật trạng thái phiếu “đã </w:t>
-            </w:r>
-            <w:proofErr w:type="spellStart"/>
-            <w:r>
-              <w:rPr>
-                <w:rFonts w:ascii="Times New Roman" w:eastAsia="Times New Roman" w:hAnsi="Times New Roman" w:cs="Times New Roman"/>
-                <w:sz w:val="24"/>
-                <w:szCs w:val="24"/>
-              </w:rPr>
-              <w:t>hũy</w:t>
-            </w:r>
-            <w:proofErr w:type="spellEnd"/>
-            <w:r>
-              <w:rPr>
-                <w:rFonts w:ascii="Times New Roman" w:eastAsia="Times New Roman" w:hAnsi="Times New Roman" w:cs="Times New Roman"/>
-                <w:sz w:val="24"/>
-                <w:szCs w:val="24"/>
-              </w:rPr>
-              <w:t>”</w:t>
+              <w:t>Hệ thống hiển thị đầy đủ thông tin chi tiết của chuyến đưa đón phiếu CD-001 đã bị hũy.</w:t>
+            </w:r>
+            <w:r>
+              <w:rPr>
+                <w:rFonts w:ascii="Times New Roman" w:eastAsia="Times New Roman" w:hAnsi="Times New Roman" w:cs="Times New Roman"/>
+                <w:sz w:val="24"/>
+                <w:szCs w:val="24"/>
+              </w:rPr>
+              <w:t xml:space="preserve"> Và cập nhật trạng thái phiếu “đã hũy”</w:t>
             </w:r>
           </w:p>
         </w:tc>
@@ -3155,20 +2714,8 @@
           <w:sz w:val="26"/>
           <w:szCs w:val="26"/>
         </w:rPr>
-        <w:t xml:space="preserve">3.5. AC và </w:t>
+        <w:t>3.5. AC và DoD</w:t>
       </w:r>
-      <w:proofErr w:type="spellStart"/>
-      <w:r>
-        <w:rPr>
-          <w:rFonts w:ascii="Times New Roman" w:eastAsia="Times New Roman" w:hAnsi="Times New Roman" w:cs="Times New Roman"/>
-          <w:b/>
-          <w:bCs/>
-          <w:sz w:val="26"/>
-          <w:szCs w:val="26"/>
-        </w:rPr>
-        <w:t>DoD</w:t>
-      </w:r>
-      <w:proofErr w:type="spellEnd"/>
     </w:p>
     <w:tbl>
       <w:tblPr>
@@ -3427,7 +2974,6 @@
                 <w:szCs w:val="24"/>
               </w:rPr>
             </w:pPr>
-            <w:proofErr w:type="spellStart"/>
             <w:r>
               <w:rPr>
                 <w:rFonts w:ascii="Times New Roman" w:eastAsia="Times New Roman" w:hAnsi="Times New Roman" w:cs="Times New Roman"/>
@@ -3436,7 +2982,6 @@
               </w:rPr>
               <w:t>DoD</w:t>
             </w:r>
-            <w:proofErr w:type="spellEnd"/>
           </w:p>
         </w:tc>
         <w:tc>
@@ -3465,7 +3010,6 @@
                 <w:szCs w:val="24"/>
               </w:rPr>
             </w:pPr>
-            <w:proofErr w:type="spellStart"/>
             <w:r>
               <w:rPr>
                 <w:rFonts w:ascii="Times New Roman" w:eastAsia="Times New Roman" w:hAnsi="Times New Roman" w:cs="Times New Roman"/>
@@ -3474,7 +3018,6 @@
               </w:rPr>
               <w:t>DoD</w:t>
             </w:r>
-            <w:proofErr w:type="spellEnd"/>
           </w:p>
         </w:tc>
         <w:tc>
@@ -3591,29 +3134,7 @@
                 <w:sz w:val="24"/>
                 <w:szCs w:val="24"/>
               </w:rPr>
-              <w:t xml:space="preserve">AC và </w:t>
-            </w:r>
-            <w:proofErr w:type="spellStart"/>
-            <w:r>
-              <w:rPr>
-                <w:rFonts w:ascii="Times New Roman" w:eastAsia="Times New Roman" w:hAnsi="Times New Roman" w:cs="Times New Roman"/>
-                <w:b/>
-                <w:bCs/>
-                <w:sz w:val="24"/>
-                <w:szCs w:val="24"/>
-              </w:rPr>
-              <w:t>DoD</w:t>
-            </w:r>
-            <w:proofErr w:type="spellEnd"/>
-            <w:r>
-              <w:rPr>
-                <w:rFonts w:ascii="Times New Roman" w:eastAsia="Times New Roman" w:hAnsi="Times New Roman" w:cs="Times New Roman"/>
-                <w:b/>
-                <w:bCs/>
-                <w:sz w:val="24"/>
-                <w:szCs w:val="24"/>
-              </w:rPr>
-              <w:t xml:space="preserve"> khác nhau thế nào về phạm vi áp dụng?</w:t>
+              <w:t>AC và DoD khác nhau thế nào về phạm vi áp dụng?</w:t>
             </w:r>
           </w:p>
         </w:tc>
@@ -3655,6 +3176,38 @@
                 <w:szCs w:val="24"/>
               </w:rPr>
               <w:t>AC là tiêu chuẩn nghiệm thu cho một chức năng</w:t>
+            </w:r>
+            <w:r>
+              <w:rPr>
+                <w:rFonts w:ascii="Times New Roman" w:eastAsia="Times New Roman" w:hAnsi="Times New Roman" w:cs="Times New Roman"/>
+                <w:sz w:val="24"/>
+                <w:szCs w:val="24"/>
+              </w:rPr>
+              <w:t xml:space="preserve"> User Story cụ thể còn DoD là </w:t>
+            </w:r>
+            <w:r>
+              <w:rPr>
+                <w:rFonts w:ascii="Times New Roman" w:eastAsia="Times New Roman" w:hAnsi="Times New Roman" w:cs="Times New Roman"/>
+                <w:sz w:val="24"/>
+                <w:szCs w:val="24"/>
+              </w:rPr>
+              <w:t>áp dụng chung</w:t>
+            </w:r>
+            <w:r>
+              <w:rPr>
+                <w:rFonts w:ascii="Times New Roman" w:eastAsia="Times New Roman" w:hAnsi="Times New Roman" w:cs="Times New Roman"/>
+                <w:sz w:val="24"/>
+                <w:szCs w:val="24"/>
+              </w:rPr>
+              <w:t xml:space="preserve"> cho toàn bộ User Story</w:t>
+            </w:r>
+            <w:r>
+              <w:rPr>
+                <w:rFonts w:ascii="Times New Roman" w:eastAsia="Times New Roman" w:hAnsi="Times New Roman" w:cs="Times New Roman"/>
+                <w:sz w:val="24"/>
+                <w:szCs w:val="24"/>
+              </w:rPr>
+              <w:t>.</w:t>
             </w:r>
           </w:p>
         </w:tc>
@@ -3703,42 +3256,8 @@
           <w:sz w:val="26"/>
           <w:szCs w:val="26"/>
         </w:rPr>
-        <w:t xml:space="preserve">3.6. Ước lượng </w:t>
+        <w:t>3.6. Ước lượng Story Point</w:t>
       </w:r>
-      <w:proofErr w:type="spellStart"/>
-      <w:r>
-        <w:rPr>
-          <w:rFonts w:ascii="Times New Roman" w:eastAsia="Times New Roman" w:hAnsi="Times New Roman" w:cs="Times New Roman"/>
-          <w:b/>
-          <w:bCs/>
-          <w:sz w:val="26"/>
-          <w:szCs w:val="26"/>
-        </w:rPr>
-        <w:t>Story</w:t>
-      </w:r>
-      <w:proofErr w:type="spellEnd"/>
-      <w:r>
-        <w:rPr>
-          <w:rFonts w:ascii="Times New Roman" w:eastAsia="Times New Roman" w:hAnsi="Times New Roman" w:cs="Times New Roman"/>
-          <w:b/>
-          <w:bCs/>
-          <w:sz w:val="26"/>
-          <w:szCs w:val="26"/>
-        </w:rPr>
-        <w:t xml:space="preserve"> </w:t>
-      </w:r>
-      <w:proofErr w:type="spellStart"/>
-      <w:r>
-        <w:rPr>
-          <w:rFonts w:ascii="Times New Roman" w:eastAsia="Times New Roman" w:hAnsi="Times New Roman" w:cs="Times New Roman"/>
-          <w:b/>
-          <w:bCs/>
-          <w:sz w:val="26"/>
-          <w:szCs w:val="26"/>
-        </w:rPr>
-        <w:t>Point</w:t>
-      </w:r>
-      <w:proofErr w:type="spellEnd"/>
     </w:p>
     <w:tbl>
       <w:tblPr>
@@ -3835,40 +3354,16 @@
                 <w:szCs w:val="24"/>
               </w:rPr>
             </w:pPr>
-            <w:proofErr w:type="spellStart"/>
-            <w:r>
-              <w:rPr>
-                <w:rFonts w:ascii="Times New Roman" w:eastAsia="Times New Roman" w:hAnsi="Times New Roman" w:cs="Times New Roman"/>
-                <w:b/>
-                <w:bCs/>
-                <w:sz w:val="24"/>
-                <w:szCs w:val="24"/>
-              </w:rPr>
-              <w:t>Story</w:t>
-            </w:r>
-            <w:proofErr w:type="spellEnd"/>
-            <w:r>
-              <w:rPr>
-                <w:rFonts w:ascii="Times New Roman" w:eastAsia="Times New Roman" w:hAnsi="Times New Roman" w:cs="Times New Roman"/>
-                <w:b/>
-                <w:bCs/>
-                <w:sz w:val="24"/>
-                <w:szCs w:val="24"/>
-              </w:rPr>
-              <w:t xml:space="preserve"> </w:t>
-            </w:r>
-            <w:proofErr w:type="spellStart"/>
-            <w:r>
-              <w:rPr>
-                <w:rFonts w:ascii="Times New Roman" w:eastAsia="Times New Roman" w:hAnsi="Times New Roman" w:cs="Times New Roman"/>
-                <w:b/>
-                <w:bCs/>
-                <w:sz w:val="24"/>
-                <w:szCs w:val="24"/>
-              </w:rPr>
-              <w:t>Point</w:t>
-            </w:r>
-            <w:proofErr w:type="spellEnd"/>
+            <w:r>
+              <w:rPr>
+                <w:rFonts w:ascii="Times New Roman" w:eastAsia="Times New Roman" w:hAnsi="Times New Roman" w:cs="Times New Roman"/>
+                <w:b/>
+                <w:bCs/>
+                <w:sz w:val="24"/>
+                <w:szCs w:val="24"/>
+              </w:rPr>
+              <w:t>Story Point</w:t>
+            </w:r>
           </w:p>
         </w:tc>
         <w:tc>
@@ -3978,6 +3473,14 @@
                 <w:szCs w:val="24"/>
               </w:rPr>
             </w:pPr>
+            <w:r>
+              <w:rPr>
+                <w:rFonts w:ascii="Times New Roman" w:eastAsia="Times New Roman" w:hAnsi="Times New Roman" w:cs="Times New Roman"/>
+                <w:sz w:val="24"/>
+                <w:szCs w:val="24"/>
+              </w:rPr>
+              <w:t>3</w:t>
+            </w:r>
           </w:p>
         </w:tc>
         <w:tc>
@@ -4006,6 +3509,30 @@
                 <w:szCs w:val="24"/>
               </w:rPr>
             </w:pPr>
+            <w:r>
+              <w:rPr>
+                <w:rFonts w:ascii="Times New Roman" w:eastAsia="Times New Roman" w:hAnsi="Times New Roman" w:cs="Times New Roman"/>
+                <w:sz w:val="24"/>
+                <w:szCs w:val="24"/>
+              </w:rPr>
+              <w:t xml:space="preserve">Chức năng </w:t>
+            </w:r>
+            <w:r>
+              <w:rPr>
+                <w:rFonts w:ascii="Times New Roman" w:eastAsia="Times New Roman" w:hAnsi="Times New Roman" w:cs="Times New Roman"/>
+                <w:sz w:val="24"/>
+                <w:szCs w:val="24"/>
+              </w:rPr>
+              <w:t xml:space="preserve">CRUD(thêm, sữa, </w:t>
+            </w:r>
+            <w:r>
+              <w:rPr>
+                <w:rFonts w:ascii="Times New Roman" w:eastAsia="Times New Roman" w:hAnsi="Times New Roman" w:cs="Times New Roman"/>
+                <w:sz w:val="24"/>
+                <w:szCs w:val="24"/>
+              </w:rPr>
+              <w:t>xóa) cho danh mục dữ liệu.</w:t>
+            </w:r>
           </w:p>
         </w:tc>
       </w:tr>
@@ -4075,6 +3602,14 @@
                 <w:szCs w:val="24"/>
               </w:rPr>
             </w:pPr>
+            <w:r>
+              <w:rPr>
+                <w:rFonts w:ascii="Times New Roman" w:eastAsia="Times New Roman" w:hAnsi="Times New Roman" w:cs="Times New Roman"/>
+                <w:sz w:val="24"/>
+                <w:szCs w:val="24"/>
+              </w:rPr>
+              <w:t>5</w:t>
+            </w:r>
           </w:p>
         </w:tc>
         <w:tc>
@@ -4103,6 +3638,30 @@
                 <w:szCs w:val="24"/>
               </w:rPr>
             </w:pPr>
+            <w:r>
+              <w:rPr>
+                <w:rFonts w:ascii="Times New Roman" w:eastAsia="Times New Roman" w:hAnsi="Times New Roman" w:cs="Times New Roman"/>
+                <w:sz w:val="24"/>
+                <w:szCs w:val="24"/>
+              </w:rPr>
+              <w:t xml:space="preserve">Chức năng chính của hệ </w:t>
+            </w:r>
+            <w:r>
+              <w:rPr>
+                <w:rFonts w:ascii="Times New Roman" w:eastAsia="Times New Roman" w:hAnsi="Times New Roman" w:cs="Times New Roman"/>
+                <w:sz w:val="24"/>
+                <w:szCs w:val="24"/>
+              </w:rPr>
+              <w:t>thống</w:t>
+            </w:r>
+            <w:r>
+              <w:rPr>
+                <w:rFonts w:ascii="Times New Roman" w:eastAsia="Times New Roman" w:hAnsi="Times New Roman" w:cs="Times New Roman"/>
+                <w:sz w:val="24"/>
+                <w:szCs w:val="24"/>
+              </w:rPr>
+              <w:t>.</w:t>
+            </w:r>
           </w:p>
         </w:tc>
       </w:tr>
@@ -4175,49 +3734,15 @@
                 <w:szCs w:val="24"/>
               </w:rPr>
             </w:pPr>
-            <w:proofErr w:type="spellStart"/>
-            <w:r>
-              <w:rPr>
-                <w:rFonts w:ascii="Times New Roman" w:eastAsia="Times New Roman" w:hAnsi="Times New Roman" w:cs="Times New Roman"/>
-                <w:b/>
-                <w:bCs/>
-                <w:sz w:val="24"/>
-                <w:szCs w:val="24"/>
-              </w:rPr>
-              <w:t>Planning</w:t>
-            </w:r>
-            <w:proofErr w:type="spellEnd"/>
-            <w:r>
-              <w:rPr>
-                <w:rFonts w:ascii="Times New Roman" w:eastAsia="Times New Roman" w:hAnsi="Times New Roman" w:cs="Times New Roman"/>
-                <w:b/>
-                <w:bCs/>
-                <w:sz w:val="24"/>
-                <w:szCs w:val="24"/>
-              </w:rPr>
-              <w:t xml:space="preserve"> </w:t>
-            </w:r>
-            <w:proofErr w:type="spellStart"/>
-            <w:r>
-              <w:rPr>
-                <w:rFonts w:ascii="Times New Roman" w:eastAsia="Times New Roman" w:hAnsi="Times New Roman" w:cs="Times New Roman"/>
-                <w:b/>
-                <w:bCs/>
-                <w:sz w:val="24"/>
-                <w:szCs w:val="24"/>
-              </w:rPr>
-              <w:t>Poker</w:t>
-            </w:r>
-            <w:proofErr w:type="spellEnd"/>
-            <w:r>
-              <w:rPr>
-                <w:rFonts w:ascii="Times New Roman" w:eastAsia="Times New Roman" w:hAnsi="Times New Roman" w:cs="Times New Roman"/>
-                <w:b/>
-                <w:bCs/>
-                <w:sz w:val="24"/>
-                <w:szCs w:val="24"/>
-              </w:rPr>
-              <w:t xml:space="preserve"> (thẻ 3, 5, 5, 5, 13): đội nên làm gì tiếp theo?</w:t>
+            <w:r>
+              <w:rPr>
+                <w:rFonts w:ascii="Times New Roman" w:eastAsia="Times New Roman" w:hAnsi="Times New Roman" w:cs="Times New Roman"/>
+                <w:b/>
+                <w:bCs/>
+                <w:sz w:val="24"/>
+                <w:szCs w:val="24"/>
+              </w:rPr>
+              <w:t>Planning Poker (thẻ 3, 5, 5, 5, 13): đội nên làm gì tiếp theo?</w:t>
             </w:r>
           </w:p>
         </w:tc>
@@ -4252,6 +3777,30 @@
                 <w:szCs w:val="24"/>
               </w:rPr>
             </w:pPr>
+            <w:r>
+              <w:rPr>
+                <w:rFonts w:ascii="Times New Roman" w:eastAsia="Times New Roman" w:hAnsi="Times New Roman" w:cs="Times New Roman"/>
+                <w:sz w:val="24"/>
+                <w:szCs w:val="24"/>
+              </w:rPr>
+              <w:t xml:space="preserve">Đội nên </w:t>
+            </w:r>
+            <w:r>
+              <w:rPr>
+                <w:rFonts w:ascii="Times New Roman" w:eastAsia="Times New Roman" w:hAnsi="Times New Roman" w:cs="Times New Roman"/>
+                <w:sz w:val="24"/>
+                <w:szCs w:val="24"/>
+              </w:rPr>
+              <w:t xml:space="preserve">thảo luận kỹ lưỡng(đặc biết là người cho điểm </w:t>
+            </w:r>
+            <w:r>
+              <w:rPr>
+                <w:rFonts w:ascii="Times New Roman" w:eastAsia="Times New Roman" w:hAnsi="Times New Roman" w:cs="Times New Roman"/>
+                <w:sz w:val="24"/>
+                <w:szCs w:val="24"/>
+              </w:rPr>
+              <w:t>thấp nhất là 2 và người cho điểm cao nhất là 13).</w:t>
+            </w:r>
           </w:p>
         </w:tc>
       </w:tr>
@@ -4299,20 +3848,8 @@
           <w:sz w:val="26"/>
           <w:szCs w:val="26"/>
         </w:rPr>
-        <w:t xml:space="preserve">3.7. Lập kế hoạch </w:t>
+        <w:t>3.7. Lập kế hoạch Sprint</w:t>
       </w:r>
-      <w:proofErr w:type="spellStart"/>
-      <w:r>
-        <w:rPr>
-          <w:rFonts w:ascii="Times New Roman" w:eastAsia="Times New Roman" w:hAnsi="Times New Roman" w:cs="Times New Roman"/>
-          <w:b/>
-          <w:bCs/>
-          <w:sz w:val="26"/>
-          <w:szCs w:val="26"/>
-        </w:rPr>
-        <w:t>Sprint</w:t>
-      </w:r>
-      <w:proofErr w:type="spellEnd"/>
     </w:p>
     <w:tbl>
       <w:tblPr>
@@ -4450,23 +3987,13 @@
                 <w:szCs w:val="24"/>
               </w:rPr>
             </w:pPr>
-            <w:proofErr w:type="spellStart"/>
-            <w:r>
-              <w:rPr>
-                <w:rFonts w:ascii="Times New Roman" w:eastAsia="Times New Roman" w:hAnsi="Times New Roman" w:cs="Times New Roman"/>
-                <w:sz w:val="24"/>
-                <w:szCs w:val="24"/>
-              </w:rPr>
-              <w:t>Velocity</w:t>
-            </w:r>
-            <w:proofErr w:type="spellEnd"/>
-            <w:r>
-              <w:rPr>
-                <w:rFonts w:ascii="Times New Roman" w:eastAsia="Times New Roman" w:hAnsi="Times New Roman" w:cs="Times New Roman"/>
-                <w:sz w:val="24"/>
-                <w:szCs w:val="24"/>
-              </w:rPr>
-              <w:t xml:space="preserve"> trung bình</w:t>
+            <w:r>
+              <w:rPr>
+                <w:rFonts w:ascii="Times New Roman" w:eastAsia="Times New Roman" w:hAnsi="Times New Roman" w:cs="Times New Roman"/>
+                <w:sz w:val="24"/>
+                <w:szCs w:val="24"/>
+              </w:rPr>
+              <w:t>Velocity trung bình</w:t>
             </w:r>
           </w:p>
         </w:tc>
@@ -4528,41 +4055,13 @@
                 <w:szCs w:val="24"/>
               </w:rPr>
             </w:pPr>
-            <w:proofErr w:type="spellStart"/>
-            <w:r>
-              <w:rPr>
-                <w:rFonts w:ascii="Times New Roman" w:eastAsia="Times New Roman" w:hAnsi="Times New Roman" w:cs="Times New Roman"/>
-                <w:sz w:val="24"/>
-                <w:szCs w:val="24"/>
-              </w:rPr>
-              <w:t>Capacity</w:t>
-            </w:r>
-            <w:proofErr w:type="spellEnd"/>
-            <w:r>
-              <w:rPr>
-                <w:rFonts w:ascii="Times New Roman" w:eastAsia="Times New Roman" w:hAnsi="Times New Roman" w:cs="Times New Roman"/>
-                <w:sz w:val="24"/>
-                <w:szCs w:val="24"/>
-              </w:rPr>
-              <w:t xml:space="preserve"> </w:t>
-            </w:r>
-            <w:proofErr w:type="spellStart"/>
-            <w:r>
-              <w:rPr>
-                <w:rFonts w:ascii="Times New Roman" w:eastAsia="Times New Roman" w:hAnsi="Times New Roman" w:cs="Times New Roman"/>
-                <w:sz w:val="24"/>
-                <w:szCs w:val="24"/>
-              </w:rPr>
-              <w:t>Sprint</w:t>
-            </w:r>
-            <w:proofErr w:type="spellEnd"/>
-            <w:r>
-              <w:rPr>
-                <w:rFonts w:ascii="Times New Roman" w:eastAsia="Times New Roman" w:hAnsi="Times New Roman" w:cs="Times New Roman"/>
-                <w:sz w:val="24"/>
-                <w:szCs w:val="24"/>
-              </w:rPr>
-              <w:t xml:space="preserve"> 4 và số SP cam kết (trình bày phép tính)</w:t>
+            <w:r>
+              <w:rPr>
+                <w:rFonts w:ascii="Times New Roman" w:eastAsia="Times New Roman" w:hAnsi="Times New Roman" w:cs="Times New Roman"/>
+                <w:sz w:val="24"/>
+                <w:szCs w:val="24"/>
+              </w:rPr>
+              <w:t>Capacity Sprint 4 và số SP cam kết (trình bày phép tính)</w:t>
             </w:r>
           </w:p>
         </w:tc>
@@ -4630,25 +4129,7 @@
                 <w:sz w:val="24"/>
                 <w:szCs w:val="24"/>
               </w:rPr>
-              <w:t xml:space="preserve">Các </w:t>
-            </w:r>
-            <w:proofErr w:type="spellStart"/>
-            <w:r>
-              <w:rPr>
-                <w:rFonts w:ascii="Times New Roman" w:eastAsia="Times New Roman" w:hAnsi="Times New Roman" w:cs="Times New Roman"/>
-                <w:sz w:val="24"/>
-                <w:szCs w:val="24"/>
-              </w:rPr>
-              <w:t>story</w:t>
-            </w:r>
-            <w:proofErr w:type="spellEnd"/>
-            <w:r>
-              <w:rPr>
-                <w:rFonts w:ascii="Times New Roman" w:eastAsia="Times New Roman" w:hAnsi="Times New Roman" w:cs="Times New Roman"/>
-                <w:sz w:val="24"/>
-                <w:szCs w:val="24"/>
-              </w:rPr>
-              <w:t xml:space="preserve"> chọn (ghi mã) và tổng SP</w:t>
+              <w:t>Các story chọn (ghi mã) và tổng SP</w:t>
             </w:r>
           </w:p>
         </w:tc>
@@ -4710,41 +4191,13 @@
                 <w:szCs w:val="24"/>
               </w:rPr>
             </w:pPr>
-            <w:proofErr w:type="spellStart"/>
-            <w:r>
-              <w:rPr>
-                <w:rFonts w:ascii="Times New Roman" w:eastAsia="Times New Roman" w:hAnsi="Times New Roman" w:cs="Times New Roman"/>
-                <w:sz w:val="24"/>
-                <w:szCs w:val="24"/>
-              </w:rPr>
-              <w:t>Sprint</w:t>
-            </w:r>
-            <w:proofErr w:type="spellEnd"/>
-            <w:r>
-              <w:rPr>
-                <w:rFonts w:ascii="Times New Roman" w:eastAsia="Times New Roman" w:hAnsi="Times New Roman" w:cs="Times New Roman"/>
-                <w:sz w:val="24"/>
-                <w:szCs w:val="24"/>
-              </w:rPr>
-              <w:t xml:space="preserve"> </w:t>
-            </w:r>
-            <w:proofErr w:type="spellStart"/>
-            <w:r>
-              <w:rPr>
-                <w:rFonts w:ascii="Times New Roman" w:eastAsia="Times New Roman" w:hAnsi="Times New Roman" w:cs="Times New Roman"/>
-                <w:sz w:val="24"/>
-                <w:szCs w:val="24"/>
-              </w:rPr>
-              <w:t>Goal</w:t>
-            </w:r>
-            <w:proofErr w:type="spellEnd"/>
-            <w:r>
-              <w:rPr>
-                <w:rFonts w:ascii="Times New Roman" w:eastAsia="Times New Roman" w:hAnsi="Times New Roman" w:cs="Times New Roman"/>
-                <w:sz w:val="24"/>
-                <w:szCs w:val="24"/>
-              </w:rPr>
-              <w:t xml:space="preserve"> (1 câu)</w:t>
+            <w:r>
+              <w:rPr>
+                <w:rFonts w:ascii="Times New Roman" w:eastAsia="Times New Roman" w:hAnsi="Times New Roman" w:cs="Times New Roman"/>
+                <w:sz w:val="24"/>
+                <w:szCs w:val="24"/>
+              </w:rPr>
+              <w:t>Sprint Goal (1 câu)</w:t>
             </w:r>
           </w:p>
         </w:tc>
@@ -4821,29 +4274,7 @@
           <w:sz w:val="26"/>
           <w:szCs w:val="26"/>
         </w:rPr>
-        <w:t xml:space="preserve">3.8. Phân rã công việc – </w:t>
-      </w:r>
-      <w:proofErr w:type="spellStart"/>
-      <w:r>
-        <w:rPr>
-          <w:rFonts w:ascii="Times New Roman" w:eastAsia="Times New Roman" w:hAnsi="Times New Roman" w:cs="Times New Roman"/>
-          <w:b/>
-          <w:bCs/>
-          <w:sz w:val="26"/>
-          <w:szCs w:val="26"/>
-        </w:rPr>
-        <w:t>story</w:t>
-      </w:r>
-      <w:proofErr w:type="spellEnd"/>
-      <w:r>
-        <w:rPr>
-          <w:rFonts w:ascii="Times New Roman" w:eastAsia="Times New Roman" w:hAnsi="Times New Roman" w:cs="Times New Roman"/>
-          <w:b/>
-          <w:bCs/>
-          <w:sz w:val="26"/>
-          <w:szCs w:val="26"/>
-        </w:rPr>
-        <w:t xml:space="preserve"> B3</w:t>
+        <w:t>3.8. Phân rã công việc – story B3</w:t>
       </w:r>
     </w:p>
     <w:tbl>
@@ -4900,27 +4331,15 @@
                 <w:szCs w:val="24"/>
               </w:rPr>
             </w:pPr>
-            <w:proofErr w:type="spellStart"/>
-            <w:r>
-              <w:rPr>
-                <w:rFonts w:ascii="Times New Roman" w:eastAsia="Times New Roman" w:hAnsi="Times New Roman" w:cs="Times New Roman"/>
-                <w:b/>
-                <w:bCs/>
-                <w:sz w:val="24"/>
-                <w:szCs w:val="24"/>
-              </w:rPr>
-              <w:t>Task</w:t>
-            </w:r>
-            <w:proofErr w:type="spellEnd"/>
-            <w:r>
-              <w:rPr>
-                <w:rFonts w:ascii="Times New Roman" w:eastAsia="Times New Roman" w:hAnsi="Times New Roman" w:cs="Times New Roman"/>
-                <w:b/>
-                <w:bCs/>
-                <w:sz w:val="24"/>
-                <w:szCs w:val="24"/>
-              </w:rPr>
-              <w:t xml:space="preserve"> cụ thể</w:t>
+            <w:r>
+              <w:rPr>
+                <w:rFonts w:ascii="Times New Roman" w:eastAsia="Times New Roman" w:hAnsi="Times New Roman" w:cs="Times New Roman"/>
+                <w:b/>
+                <w:bCs/>
+                <w:sz w:val="24"/>
+                <w:szCs w:val="24"/>
+              </w:rPr>
+              <w:t>Task cụ thể</w:t>
             </w:r>
           </w:p>
         </w:tc>
@@ -5418,42 +4837,8 @@
           <w:sz w:val="26"/>
           <w:szCs w:val="26"/>
         </w:rPr>
-        <w:t xml:space="preserve">3.9. Phân tích </w:t>
+        <w:t>3.9. Phân tích Burndown Chart</w:t>
       </w:r>
-      <w:proofErr w:type="spellStart"/>
-      <w:r>
-        <w:rPr>
-          <w:rFonts w:ascii="Times New Roman" w:eastAsia="Times New Roman" w:hAnsi="Times New Roman" w:cs="Times New Roman"/>
-          <w:b/>
-          <w:bCs/>
-          <w:sz w:val="26"/>
-          <w:szCs w:val="26"/>
-        </w:rPr>
-        <w:t>Burndown</w:t>
-      </w:r>
-      <w:proofErr w:type="spellEnd"/>
-      <w:r>
-        <w:rPr>
-          <w:rFonts w:ascii="Times New Roman" w:eastAsia="Times New Roman" w:hAnsi="Times New Roman" w:cs="Times New Roman"/>
-          <w:b/>
-          <w:bCs/>
-          <w:sz w:val="26"/>
-          <w:szCs w:val="26"/>
-        </w:rPr>
-        <w:t xml:space="preserve"> </w:t>
-      </w:r>
-      <w:proofErr w:type="spellStart"/>
-      <w:r>
-        <w:rPr>
-          <w:rFonts w:ascii="Times New Roman" w:eastAsia="Times New Roman" w:hAnsi="Times New Roman" w:cs="Times New Roman"/>
-          <w:b/>
-          <w:bCs/>
-          <w:sz w:val="26"/>
-          <w:szCs w:val="26"/>
-        </w:rPr>
-        <w:t>Chart</w:t>
-      </w:r>
-      <w:proofErr w:type="spellEnd"/>
     </w:p>
     <w:tbl>
       <w:tblPr>
@@ -5742,42 +5127,8 @@
           <w:sz w:val="26"/>
           <w:szCs w:val="26"/>
         </w:rPr>
-        <w:t xml:space="preserve">3.10. </w:t>
+        <w:t>3.10. Sprint Review</w:t>
       </w:r>
-      <w:proofErr w:type="spellStart"/>
-      <w:r>
-        <w:rPr>
-          <w:rFonts w:ascii="Times New Roman" w:eastAsia="Times New Roman" w:hAnsi="Times New Roman" w:cs="Times New Roman"/>
-          <w:b/>
-          <w:bCs/>
-          <w:sz w:val="26"/>
-          <w:szCs w:val="26"/>
-        </w:rPr>
-        <w:t>Sprint</w:t>
-      </w:r>
-      <w:proofErr w:type="spellEnd"/>
-      <w:r>
-        <w:rPr>
-          <w:rFonts w:ascii="Times New Roman" w:eastAsia="Times New Roman" w:hAnsi="Times New Roman" w:cs="Times New Roman"/>
-          <w:b/>
-          <w:bCs/>
-          <w:sz w:val="26"/>
-          <w:szCs w:val="26"/>
-        </w:rPr>
-        <w:t xml:space="preserve"> </w:t>
-      </w:r>
-      <w:proofErr w:type="spellStart"/>
-      <w:r>
-        <w:rPr>
-          <w:rFonts w:ascii="Times New Roman" w:eastAsia="Times New Roman" w:hAnsi="Times New Roman" w:cs="Times New Roman"/>
-          <w:b/>
-          <w:bCs/>
-          <w:sz w:val="26"/>
-          <w:szCs w:val="26"/>
-        </w:rPr>
-        <w:t>Review</w:t>
-      </w:r>
-      <w:proofErr w:type="spellEnd"/>
     </w:p>
     <w:tbl>
       <w:tblPr>
@@ -6164,29 +5515,7 @@
                 <w:sz w:val="24"/>
                 <w:szCs w:val="24"/>
               </w:rPr>
-              <w:t xml:space="preserve">PO xử lý đề nghị của </w:t>
-            </w:r>
-            <w:proofErr w:type="spellStart"/>
-            <w:r>
-              <w:rPr>
-                <w:rFonts w:ascii="Times New Roman" w:eastAsia="Times New Roman" w:hAnsi="Times New Roman" w:cs="Times New Roman"/>
-                <w:b/>
-                <w:bCs/>
-                <w:sz w:val="24"/>
-                <w:szCs w:val="24"/>
-              </w:rPr>
-              <w:t>Stakeholder</w:t>
-            </w:r>
-            <w:proofErr w:type="spellEnd"/>
-            <w:r>
-              <w:rPr>
-                <w:rFonts w:ascii="Times New Roman" w:eastAsia="Times New Roman" w:hAnsi="Times New Roman" w:cs="Times New Roman"/>
-                <w:b/>
-                <w:bCs/>
-                <w:sz w:val="24"/>
-                <w:szCs w:val="24"/>
-              </w:rPr>
-              <w:t xml:space="preserve"> thế nào?</w:t>
+              <w:t>PO xử lý đề nghị của Stakeholder thế nào?</w:t>
             </w:r>
           </w:p>
         </w:tc>
